--- a/docs/output/Nick_Cinera_Resume_ES.docx
+++ b/docs/output/Nick_Cinera_Resume_ES.docx
@@ -159,7 +159,7 @@
           <w:color w:val="171D24"/>
           <w:sz w:val="16"/>
         </w:rPr>
-        <w:t>RFQ/RFS de derivados de renta variable, nuevas emisiones DCM, grillas de precios, P&amp;L/comisiones, CI/CD, LaunchDarkly, canary releases y producción</w:t>
+        <w:t>Flujos RFQ/RFT (solicitud de cotización/operación) de derivados de renta variable, con soporte para RFS; nuevas emisiones DCM, grillas de precios, P&amp;L/comisiones, CI/CD, LaunchDarkly, canary releases y producción</w:t>
       </w:r>
     </w:p>
     <w:p>
@@ -318,7 +318,7 @@
           <w:color w:val="171D24"/>
           <w:sz w:val="18"/>
         </w:rPr>
-        <w:t>Lidera de punta a punta una grilla de precios multi-leg en tiempo real para cotizar y estructurar RFQ/RFS de derivados de renta variable, desde React/TypeScript/AG Grid hasta Java, streaming, WebSocket y configuración de despliegue.</w:t>
+        <w:t>Lidera de punta a punta una grilla de precios multi-leg en tiempo real para cotizar, estructurar y operar mediante flujos RFQ/RFT, desde React/TypeScript/AG Grid hasta Java, streaming, WebSocket y configuración de despliegue.</w:t>
       </w:r>
     </w:p>
     <w:p>

--- a/docs/output/Nick_Cinera_Resume_ES.docx
+++ b/docs/output/Nick_Cinera_Resume_ES.docx
@@ -31,7 +31,7 @@
           <w:color w:val="00587A"/>
           <w:sz w:val="19"/>
         </w:rPr>
-        <w:t>Ingeniero de Sistemas de Trading | Interfaces de Alto Rendimiento, Datos en Tiempo Real y Sistemas Distribuidos</w:t>
+        <w:t>Ingeniero de Sistemas de Trading | UI en Tiempo Real y Arquitectura Cliente/Servidor</w:t>
       </w:r>
     </w:p>
     <w:p>
@@ -63,7 +63,7 @@
           <w:color w:val="171D24"/>
           <w:sz w:val="17"/>
         </w:rPr>
-        <w:t>Ingeniero de software en Goldman Sachs que desarrolla plataformas sensibles a la latencia para derivados de renta variable y mercados de capitales, usadas por traders y equipos de banca. Responsable de soluciones de punta a punta, desde interfaces React/TypeScript/AG Grid hasta servicios Java/WebSocket y despliegues en producción. Experiencia en estado en tiempo real, grillas de gran escala, arquitecturas orientadas a eventos y migración segura de flujos críticos.</w:t>
+        <w:t>Ingeniero de sistemas de trading con más de 3 años en Goldman Sachs creando plataformas críticas para derivados y mercados de capitales. Lidera soluciones React/TypeScript/AG Grid en la frontera cliente/servidor, con servicios Java/WebSocket, datos en tiempo real y migraciones controladas. Responsable desde requisitos y diseño hasta despliegue y soporte.</w:t>
       </w:r>
     </w:p>
     <w:p>
@@ -123,7 +123,7 @@
           <w:color w:val="00587A"/>
           <w:sz w:val="16"/>
         </w:rPr>
-        <w:t xml:space="preserve">Tiempo real y backend: </w:t>
+        <w:t xml:space="preserve">Sistemas e integración: </w:t>
       </w:r>
       <w:r>
         <w:rPr>
@@ -133,7 +133,7 @@
           <w:color w:val="171D24"/>
           <w:sz w:val="16"/>
         </w:rPr>
-        <w:t>Java, WebSocket, API REST, Node.js, Python, SQL, sistemas distribuidos/orientados a eventos y proyecciones normalizadas/desnormalizadas</w:t>
+        <w:t>Java, WebSocket, REST, Node.js, Python, SQL, RxJS, arquitectura por eventos, proyecciones del servidor, suscripciones snapshot/delta y contratos tipados</w:t>
       </w:r>
     </w:p>
     <w:p>
@@ -159,7 +159,7 @@
           <w:color w:val="171D24"/>
           <w:sz w:val="16"/>
         </w:rPr>
-        <w:t>Flujos RFQ/RFT (solicitud de cotización/operación) de derivados de renta variable, con soporte para RFS; nuevas emisiones DCM, grillas de precios, P&amp;L/comisiones, CI/CD, LaunchDarkly, canary releases y producción</w:t>
+        <w:t>Flujos RFQ/RFT/RFS de derivados, nuevas emisiones DCM, grillas de precios, modelado de flujos, CI/CD, LaunchDarkly, canary releases y producción</w:t>
       </w:r>
     </w:p>
     <w:p>
@@ -175,7 +175,7 @@
           <w:color w:val="00587A"/>
           <w:sz w:val="16"/>
         </w:rPr>
-        <w:t xml:space="preserve">Ingeniería acelerada con IA: </w:t>
+        <w:t xml:space="preserve">Liderazgo técnico: </w:t>
       </w:r>
       <w:r>
         <w:rPr>
@@ -185,7 +185,7 @@
           <w:color w:val="171D24"/>
           <w:sz w:val="16"/>
         </w:rPr>
-        <w:t>Sistemas agénticos, generación de código con contexto del repositorio, depuración, refactorización, diseño de pruebas y revisión con validación humana</w:t>
+        <w:t>Responsabilidad integral, requisitos multifuncionales, migraciones arquitectónicas, pruebas, despliegue, soporte de producción, mentoría ICPC e IA con validación humana</w:t>
       </w:r>
     </w:p>
     <w:p>
@@ -261,7 +261,7 @@
                 <w:color w:val="171D24"/>
                 <w:sz w:val="18"/>
               </w:rPr>
-              <w:t>Ingeniero de Software, Mercados Globales - Renta Variable</w:t>
+              <w:t>Ingeniero de Software, Mercados Globales - Equities</w:t>
             </w:r>
             <w:r>
               <w:rPr>
@@ -318,7 +318,7 @@
           <w:color w:val="171D24"/>
           <w:sz w:val="18"/>
         </w:rPr>
-        <w:t>Lidera de punta a punta una grilla de precios multi-leg en tiempo real para cotizar, estructurar y operar mediante flujos RFQ/RFT, desde React/TypeScript/AG Grid hasta Java, streaming, WebSocket y configuración de despliegue.</w:t>
+        <w:t>Lidera la entrega e integración de una grilla de precios multi-leg en tiempo real para flujos RFQ/RFT/RFS, con React/TypeScript, AG Grid, Redux/RxJS y contratos Java/WebSocket tipados.</w:t>
       </w:r>
     </w:p>
     <w:p>
@@ -334,7 +334,7 @@
           <w:color w:val="171D24"/>
           <w:sz w:val="18"/>
         </w:rPr>
-        <w:t>Lideró la migración incremental de un pricer heredado y centrado en el cliente hacia una arquitectura orientada a eventos con autoridad en el servidor; protegió los flujos de trading mediante un feature canary y validación paralela hasta alcanzar paridad y retirar la solución anterior.</w:t>
+        <w:t>Lideró en el cliente la adopción de una arquitectura de tablas orientada a eventos y con autoridad en el servidor, manteniendo canaries y compatibilidad para el despliegue por mesa.</w:t>
       </w:r>
     </w:p>
     <w:p>
@@ -350,7 +350,7 @@
           <w:color w:val="171D24"/>
           <w:sz w:val="18"/>
         </w:rPr>
-        <w:t>Diseñó un modelo de layout calculado en el servidor que transmite pestañas, columnas, grillas anidadas por leg, expansión, estilos, formatos y metadatos de celdas, dejando al navegador enfocado en renderización e interacción rápidas.</w:t>
+        <w:t>Construyó la capa configurable de renderización y edición para pestañas, tablas, vistas por leg, esquemas de columnas y metadatos enviados por el servidor.</w:t>
       </w:r>
     </w:p>
     <w:p>
@@ -366,7 +366,7 @@
           <w:color w:val="171D24"/>
           <w:sz w:val="18"/>
         </w:rPr>
-        <w:t>Construyó proyecciones normalizadas y desnormalizadas desde un dominio compartido y publicación diferencial por WebSocket, enviando solo cambios estructurales y eliminando campos redundantes para reducir el payload en una ruta sensible a la latencia.</w:t>
+        <w:t>Implementó ediciones tipadas con selectores, filtrado de no-ops, comandos durables al backend y una ruta separada de autocompletado y datos de referencia.</w:t>
       </w:r>
     </w:p>
     <w:p>
@@ -382,7 +382,7 @@
           <w:color w:val="171D24"/>
           <w:sz w:val="18"/>
         </w:rPr>
-        <w:t>Completó aproximadamente 100 iniciativas en interfaces, servicios Java y configuración de despliegue en 12 meses, incluidos 188 commits en la capa de datos/grilla y 35 de 38 commits de servidor en el motor central de precios.</w:t>
+        <w:t>Integró suscripciones snapshot/delta versionadas y entrega de filas por un store RxJS externo en AG Grid, con controles de igualdad y estado obsoleto.</w:t>
       </w:r>
     </w:p>
     <w:p>
@@ -398,7 +398,7 @@
           <w:color w:val="171D24"/>
           <w:sz w:val="18"/>
         </w:rPr>
-        <w:t>Aplica IA y agentes a navegación de repositorios, planificación, depuración, refactorización, diseño de pruebas y revisión, validando los resultados con builds locales, especificaciones y restricciones de producción.</w:t>
+        <w:t>Entregó ~100 iniciativas de cliente, configuración, pruebas, releases y soporte en 12 meses, colaborando con equipos de backend y plataforma.</w:t>
       </w:r>
     </w:p>
     <w:tbl>
@@ -456,7 +456,7 @@
                 <w:color w:val="171D24"/>
                 <w:sz w:val="18"/>
               </w:rPr>
-              <w:t>Ingeniero de Software, Banca de Inversión - Mercados de Deuda</w:t>
+              <w:t>Ingeniero de Software, Banca de Inversión - DCM</w:t>
             </w:r>
             <w:r>
               <w:rPr>
@@ -513,7 +513,7 @@
           <w:color w:val="171D24"/>
           <w:sz w:val="18"/>
         </w:rPr>
-        <w:t>Fue responsable de dos aplicaciones de mercados de capitales usadas a diario para nuevas emisiones de bonos y préstamos: selección de inversores, demanda, precios, asignación, registro de operaciones y conciliación de P&amp;L/comisiones.</w:t>
+        <w:t>Fue responsable de dos aplicaciones de mercados de capitales para emisiones de bonos y préstamos, cubriendo inversores, demanda, precios, asignación, booking y P&amp;L/comisiones.</w:t>
       </w:r>
     </w:p>
     <w:p>
@@ -529,7 +529,7 @@
           <w:color w:val="171D24"/>
           <w:sz w:val="18"/>
         </w:rPr>
-        <w:t>Desarrolló flujos densos y orientados al teclado con React/TypeScript, AG Grid, Redux Toolkit/Module Federation y Redux/RxJS, integrando actualizaciones en tiempo real y servicios REST.</w:t>
+        <w:t>Desarrolló flujos densos con React/TypeScript, AG Grid, Redux y Module Federation, integrando tiempo real, REST, autorización y reglas financieras.</w:t>
       </w:r>
     </w:p>
     <w:p>
@@ -545,7 +545,7 @@
           <w:color w:val="171D24"/>
           <w:sz w:val="18"/>
         </w:rPr>
-        <w:t>Operó una plataforma de analítica como host de Module Federation, cargando aplicaciones remotas con orígenes inyectados en runtime para desarrollo, QA y producción, y dependencias React/Redux compartidas como singletons seguros.</w:t>
+        <w:t>Creó preferencias y exportación reutilizables que conservaron layouts y mantuvieron CSV/Excel alineado con la vista.</w:t>
       </w:r>
     </w:p>
     <w:p>
@@ -561,7 +561,7 @@
           <w:color w:val="171D24"/>
           <w:sz w:val="18"/>
         </w:rPr>
-        <w:t>Creó un framework reutilizable de preferencias y exportación entre grillas que conservaba orden, visibilidad, ancho, fijación y reglas de columnas por usuario, con CSV/Excel alineado a la vista.</w:t>
+        <w:t>Entregó flujos integrales de P&amp;L/comisiones e inversores, con navegación por teclado, cambios pendientes, multidivisa, API, autorización y exportación.</w:t>
       </w:r>
     </w:p>
     <w:p>
@@ -577,23 +577,7 @@
           <w:color w:val="171D24"/>
           <w:sz w:val="18"/>
         </w:rPr>
-        <w:t>Entregó flujos de edición de P&amp;L/comisiones y participación de inversores con navegación Tab/Enter, cambios pendientes, precisión, agregación multidivisa, API, autorizaciones y paridad de exportación.</w:t>
-      </w:r>
-    </w:p>
-    <w:p>
-      <w:pPr>
-        <w:pStyle w:val="ListBullet"/>
-        <w:spacing w:after="47"/>
-      </w:pPr>
-      <w:r>
-        <w:rPr>
-          <w:rFonts w:ascii="Aptos" w:hAnsi="Aptos"/>
-          <w:b w:val="0"/>
-          <w:i w:val="0"/>
-          <w:color w:val="171D24"/>
-          <w:sz w:val="18"/>
-        </w:rPr>
-        <w:t>Gestionó un paquete versionado de Funds Flow mediante reglas CI condicionales por rama, permitiendo probar versiones candidatas sin desestabilizar producción.</w:t>
+        <w:t>Operó un host de Module Federation y paquetes versionados en desarrollo, QA y producción, con pruebas CI por rama.</w:t>
       </w:r>
     </w:p>
     <w:p>
@@ -609,7 +593,7 @@
           <w:color w:val="171D24"/>
           <w:sz w:val="18"/>
         </w:rPr>
-        <w:t>Modernizó ambas plataformas con migraciones React 17-18 y AG Grid 23-30, eliminación de node-sass, actualizaciones de LaunchDarkly, toolkit y Node, y configuración de Module Federation en CI/CD.</w:t>
+        <w:t>Lideró migraciones React 17-18 y AG Grid 23-30, además de Node, estilos, feature flags y toolkits compartidos.</w:t>
       </w:r>
     </w:p>
     <w:tbl>
